--- a/STEPS_data_analysis/templates/databook_template.docx
+++ b/STEPS_data_analysis/templates/databook_template.docx
@@ -748,7 +748,6 @@
         <w:tc>
           <w:tcPr>
             <w:tcW w:w="1728" w:type="dxa"/>
-            <w:shd w:val="clear" w:color="auto" w:fill="auto"/>
           </w:tcPr>
           <w:p>
             <w:pPr>
@@ -772,7 +771,6 @@
         <w:tc>
           <w:tcPr>
             <w:tcW w:w="7735" w:type="dxa"/>
-            <w:shd w:val="clear" w:color="auto" w:fill="auto"/>
           </w:tcPr>
           <w:p>
             <w:pPr>
@@ -908,7 +906,6 @@
         <w:tc>
           <w:tcPr>
             <w:tcW w:w="1728" w:type="dxa"/>
-            <w:shd w:val="clear" w:color="auto" w:fill="auto"/>
           </w:tcPr>
           <w:p>
             <w:pPr>
@@ -930,7 +927,6 @@
         <w:tc>
           <w:tcPr>
             <w:tcW w:w="7735" w:type="dxa"/>
-            <w:shd w:val="clear" w:color="auto" w:fill="auto"/>
           </w:tcPr>
           <w:p>
             <w:pPr>
